--- a/docs/lr5.docx
+++ b/docs/lr5.docx
@@ -356,16 +356,8 @@
               <w:rPr>
                 <w:rFonts w:eastAsia="Times New Roman"/>
               </w:rPr>
-              <w:t xml:space="preserve">ст. преподаватель кафедры </w:t>
+              <w:t>ст. преподаватель кафедры ИСиЗИ</w:t>
             </w:r>
-            <w:proofErr w:type="spellStart"/>
-            <w:r>
-              <w:rPr>
-                <w:rFonts w:eastAsia="Times New Roman"/>
-              </w:rPr>
-              <w:t>ИСиЗИ</w:t>
-            </w:r>
-            <w:proofErr w:type="spellEnd"/>
           </w:p>
           <w:p>
             <w:pPr>
@@ -634,23 +626,7 @@
       </w:pPr>
       <w:r>
         <w:lastRenderedPageBreak/>
-        <w:t xml:space="preserve">Для построения диаграмм могут применяться </w:t>
-      </w:r>
-      <w:proofErr w:type="spellStart"/>
-      <w:r>
-        <w:t>Rational</w:t>
-      </w:r>
-      <w:proofErr w:type="spellEnd"/>
-      <w:r>
-        <w:t xml:space="preserve"> Rose, </w:t>
-      </w:r>
-      <w:proofErr w:type="spellStart"/>
-      <w:r>
-        <w:t>Ramus</w:t>
-      </w:r>
-      <w:proofErr w:type="spellEnd"/>
-      <w:r>
-        <w:t>, </w:t>
+        <w:t>Для построения диаграмм могут применяться Rational Rose, Ramus, </w:t>
       </w:r>
       <w:hyperlink r:id="rId9" w:tgtFrame="_blank" w:history="1">
         <w:r>
@@ -689,33 +665,7 @@
         </w:r>
       </w:hyperlink>
       <w:r>
-        <w:t xml:space="preserve">) и выгружены в формат PNG. Такой подход позволяет хранить исходники диаграмм в </w:t>
-      </w:r>
-      <w:proofErr w:type="gramStart"/>
-      <w:r>
-        <w:t>формате .</w:t>
-      </w:r>
-      <w:proofErr w:type="spellStart"/>
-      <w:r>
-        <w:t>drawio</w:t>
-      </w:r>
-      <w:proofErr w:type="spellEnd"/>
-      <w:proofErr w:type="gramEnd"/>
-      <w:r>
-        <w:t xml:space="preserve"> в репозитории, отслеживать их изменения и воспроизводимо получать изображения. </w:t>
-      </w:r>
-      <w:proofErr w:type="gramStart"/>
-      <w:r>
-        <w:t>Файлы .</w:t>
-      </w:r>
-      <w:proofErr w:type="spellStart"/>
-      <w:r>
-        <w:t>drawio</w:t>
-      </w:r>
-      <w:proofErr w:type="spellEnd"/>
-      <w:proofErr w:type="gramEnd"/>
-      <w:r>
-        <w:t> можно повторно открыть в редакторе и доработать.</w:t>
+        <w:t>) и выгружены в формат PNG. Такой подход позволяет хранить исходники диаграмм в формате .drawio в репозитории, отслеживать их изменения и воспроизводимо получать изображения. Файлы .drawio можно повторно открыть в редакторе и доработать.</w:t>
       </w:r>
     </w:p>
     <w:p>
@@ -746,31 +696,7 @@
         </w:r>
       </w:hyperlink>
       <w:r>
-        <w:t>) — бесплатный онлайн-редактор диаграмм, поддерживающий UML-нотацию. Он позволяет хранить проекты в форматах .</w:t>
-      </w:r>
-      <w:proofErr w:type="spellStart"/>
-      <w:r>
-        <w:t>drawio</w:t>
-      </w:r>
-      <w:proofErr w:type="spellEnd"/>
-      <w:r>
-        <w:t> и .</w:t>
-      </w:r>
-      <w:proofErr w:type="spellStart"/>
-      <w:r>
-        <w:t>xml</w:t>
-      </w:r>
-      <w:proofErr w:type="spellEnd"/>
-      <w:r>
-        <w:t xml:space="preserve">, экспортировать изображения в PNG/SVG/PDF и работать совместно через </w:t>
-      </w:r>
-      <w:proofErr w:type="spellStart"/>
-      <w:r>
-        <w:t>GitHub</w:t>
-      </w:r>
-      <w:proofErr w:type="spellEnd"/>
-      <w:r>
-        <w:t>. В отличие от текстовых языков описания диаграмм, </w:t>
+        <w:t>) — бесплатный онлайн-редактор диаграмм, поддерживающий UML-нотацию. Он позволяет хранить проекты в форматах .drawio и .xml, экспортировать изображения в PNG/SVG/PDF и работать совместно через GitHub. В отличие от текстовых языков описания диаграмм, </w:t>
       </w:r>
       <w:hyperlink r:id="rId14" w:tgtFrame="_blank" w:history="1">
         <w:r>
@@ -790,13 +716,8 @@
       <w:pPr>
         <w:pStyle w:val="text"/>
       </w:pPr>
-      <w:proofErr w:type="spellStart"/>
-      <w:r>
-        <w:t>GitHub</w:t>
-      </w:r>
-      <w:proofErr w:type="spellEnd"/>
-      <w:r>
-        <w:t xml:space="preserve"> — веб-сервис для хостинга репозиториев Git и совместной работы над проектами. Конечные версии (релизы) работы фиксируются в репозитории с помощью коммитов и тегов.</w:t>
+      <w:r>
+        <w:t>GitHub — веб-сервис для хостинга репозиториев Git и совместной работы над проектами. Конечные версии (релизы) работы фиксируются в репозитории с помощью коммитов и тегов.</w:t>
       </w:r>
     </w:p>
     <w:p>
@@ -1050,15 +971,7 @@
         <w:pStyle w:val="text"/>
       </w:pPr>
       <w:r>
-        <w:t>Классы системы построены по предметной области. Абстракция «Пользователь» обобщает классы «Клиент» и «Сотрудник». Заказ состоит из позиций (композиция), каждая из которых ссылается на программный продукт. Заказ порождает объекты «Лицензия», а результат оплаты фиксируется классом «Платёж». Состояние заказа хранится в перечислении </w:t>
-      </w:r>
-      <w:proofErr w:type="spellStart"/>
-      <w:r>
-        <w:t>СтатусЗаказа</w:t>
-      </w:r>
-      <w:proofErr w:type="spellEnd"/>
-      <w:r>
-        <w:t>. На упрощённой диаграмме (рисунок 3) оставлены только ключевые классы и</w:t>
+        <w:t>Классы системы построены по предметной области. Абстракция «Пользователь» обобщает классы «Клиент» и «Сотрудник». Заказ состоит из позиций (композиция), каждая из которых ссылается на программный продукт. Заказ порождает объекты «Лицензия», а результат оплаты фиксируется классом «Платёж». Состояние заказа хранится в перечислении СтатусЗаказа. На упрощённой диаграмме (рисунок 3) оставлены только ключевые классы и</w:t>
       </w:r>
       <w:r>
         <w:t xml:space="preserve"> </w:t>
@@ -1289,31 +1202,7 @@
         <w:pStyle w:val="text"/>
       </w:pPr>
       <w:r>
-        <w:t xml:space="preserve">Жизненный цикл объекта «Заказ»: после создания он находится в состоянии «Новый». После подтверждения оплаты заказ переходит в состояние «Оплачен». Когда менеджер принимает заказ в работу, он переходит в состояние «Выполняется», внутри которого последовательно выполняются </w:t>
-      </w:r>
-      <w:proofErr w:type="spellStart"/>
-      <w:r>
-        <w:t>подсостояния</w:t>
-      </w:r>
-      <w:proofErr w:type="spellEnd"/>
-      <w:r>
-        <w:t xml:space="preserve"> «</w:t>
-      </w:r>
-      <w:proofErr w:type="spellStart"/>
-      <w:r>
-        <w:t>ПроверкаНаличия</w:t>
-      </w:r>
-      <w:proofErr w:type="spellEnd"/>
-      <w:r>
-        <w:t>» и «</w:t>
-      </w:r>
-      <w:proofErr w:type="spellStart"/>
-      <w:r>
-        <w:t>ГенерацияКлючей</w:t>
-      </w:r>
-      <w:proofErr w:type="spellEnd"/>
-      <w:r>
-        <w:t>». После выдачи лицензий заказ переходит в состояние «Завершён». Из состояния «Новый» заказ может быть отменён клиентом или по истечении срока оплаты; из состояния «Выполняется» возможен возврат средств с переходом в состояние «Отменён».</w:t>
+        <w:t>Жизненный цикл объекта «Заказ»: после создания он находится в состоянии «Новый». После подтверждения оплаты заказ переходит в состояние «Оплачен». Когда менеджер принимает заказ в работу, он переходит в состояние «Выполняется», внутри которого последовательно выполняются подсостояния «ПроверкаНаличия» и «ГенерацияКлючей». После выдачи лицензий заказ переходит в состояние «Завершён». Из состояния «Новый» заказ может быть отменён клиентом или по истечении срока оплаты; из состояния «Выполняется» возможен возврат средств с переходом в состояние «Отменён».</w:t>
       </w:r>
     </w:p>
     <w:p>
@@ -1464,36 +1353,7 @@
         <w:pStyle w:val="text"/>
       </w:pPr>
       <w:r>
-        <w:t xml:space="preserve">Исходные файлы диаграмм </w:t>
-      </w:r>
-      <w:proofErr w:type="gramStart"/>
-      <w:r>
-        <w:t>(.</w:t>
-      </w:r>
-      <w:proofErr w:type="spellStart"/>
-      <w:r>
-        <w:t>drawio</w:t>
-      </w:r>
-      <w:proofErr w:type="spellEnd"/>
-      <w:proofErr w:type="gramEnd"/>
-      <w:r>
-        <w:t>), изображения (.</w:t>
-      </w:r>
-      <w:proofErr w:type="spellStart"/>
-      <w:r>
-        <w:t>png</w:t>
-      </w:r>
-      <w:proofErr w:type="spellEnd"/>
-      <w:r>
-        <w:t xml:space="preserve">) и описание проекта размещены в репозитории </w:t>
-      </w:r>
-      <w:proofErr w:type="spellStart"/>
-      <w:r>
-        <w:t>GitHub</w:t>
-      </w:r>
-      <w:proofErr w:type="spellEnd"/>
-      <w:r>
-        <w:t>. Структура репозитория:</w:t>
+        <w:t>Исходные файлы диаграмм (.drawio), изображения (.png) и описание проекта размещены в репозитории GitHub. Структура репозитория:</w:t>
       </w:r>
     </w:p>
     <w:p>
@@ -1532,33 +1392,11 @@
           <w:rFonts w:eastAsia="Times New Roman"/>
         </w:rPr>
       </w:pPr>
-      <w:proofErr w:type="spellStart"/>
       <w:r>
         <w:rPr>
           <w:rFonts w:eastAsia="Times New Roman"/>
         </w:rPr>
-        <w:t>diagrams</w:t>
-      </w:r>
-      <w:proofErr w:type="spellEnd"/>
-      <w:r>
-        <w:rPr>
-          <w:rFonts w:eastAsia="Times New Roman"/>
-        </w:rPr>
-        <w:t>/*.</w:t>
-      </w:r>
-      <w:proofErr w:type="spellStart"/>
-      <w:r>
-        <w:rPr>
-          <w:rFonts w:eastAsia="Times New Roman"/>
-        </w:rPr>
-        <w:t>drawio</w:t>
-      </w:r>
-      <w:proofErr w:type="spellEnd"/>
-      <w:r>
-        <w:rPr>
-          <w:rFonts w:eastAsia="Times New Roman"/>
-        </w:rPr>
-        <w:t> — исходники диаграмм;</w:t>
+        <w:t>diagrams/*.drawio — исходники диаграмм;</w:t>
       </w:r>
     </w:p>
     <w:p>
@@ -1568,47 +1406,11 @@
           <w:rFonts w:eastAsia="Times New Roman"/>
         </w:rPr>
       </w:pPr>
-      <w:proofErr w:type="spellStart"/>
       <w:r>
         <w:rPr>
           <w:rFonts w:eastAsia="Times New Roman"/>
         </w:rPr>
-        <w:t>diagrams</w:t>
-      </w:r>
-      <w:proofErr w:type="spellEnd"/>
-      <w:r>
-        <w:rPr>
-          <w:rFonts w:eastAsia="Times New Roman"/>
-        </w:rPr>
-        <w:t>/</w:t>
-      </w:r>
-      <w:proofErr w:type="spellStart"/>
-      <w:r>
-        <w:rPr>
-          <w:rFonts w:eastAsia="Times New Roman"/>
-        </w:rPr>
-        <w:t>png</w:t>
-      </w:r>
-      <w:proofErr w:type="spellEnd"/>
-      <w:r>
-        <w:rPr>
-          <w:rFonts w:eastAsia="Times New Roman"/>
-        </w:rPr>
-        <w:t>/*.</w:t>
-      </w:r>
-      <w:proofErr w:type="spellStart"/>
-      <w:r>
-        <w:rPr>
-          <w:rFonts w:eastAsia="Times New Roman"/>
-        </w:rPr>
-        <w:t>png</w:t>
-      </w:r>
-      <w:proofErr w:type="spellEnd"/>
-      <w:r>
-        <w:rPr>
-          <w:rFonts w:eastAsia="Times New Roman"/>
-        </w:rPr>
-        <w:t> — готовые изображения;</w:t>
+        <w:t>diagrams/png/*.png — готовые изображения;</w:t>
       </w:r>
     </w:p>
     <w:p>
@@ -1618,19 +1420,11 @@
           <w:rFonts w:eastAsia="Times New Roman"/>
         </w:rPr>
       </w:pPr>
-      <w:proofErr w:type="spellStart"/>
       <w:r>
         <w:rPr>
           <w:rFonts w:eastAsia="Times New Roman"/>
         </w:rPr>
-        <w:t>docs</w:t>
-      </w:r>
-      <w:proofErr w:type="spellEnd"/>
-      <w:r>
-        <w:rPr>
-          <w:rFonts w:eastAsia="Times New Roman"/>
-        </w:rPr>
-        <w:t>/LR5.docx — отчёт.</w:t>
+        <w:t>docs/LR5.docx — отчёт.</w:t>
       </w:r>
     </w:p>
     <w:p>
@@ -1651,62 +1445,24 @@
       <w:pPr>
         <w:pStyle w:val="pere"/>
       </w:pPr>
-      <w:proofErr w:type="spellStart"/>
-      <w:r>
-        <w:t>git</w:t>
-      </w:r>
-      <w:proofErr w:type="spellEnd"/>
-      <w:r>
-        <w:t xml:space="preserve"> </w:t>
-      </w:r>
-      <w:proofErr w:type="spellStart"/>
-      <w:r>
-        <w:t>init</w:t>
-      </w:r>
-      <w:proofErr w:type="spellEnd"/>
+      <w:r>
+        <w:t>git init</w:t>
+      </w:r>
     </w:p>
     <w:p>
       <w:pPr>
         <w:pStyle w:val="pere"/>
       </w:pPr>
-      <w:proofErr w:type="spellStart"/>
-      <w:r>
-        <w:t>git</w:t>
-      </w:r>
-      <w:proofErr w:type="spellEnd"/>
-      <w:r>
-        <w:t xml:space="preserve"> </w:t>
-      </w:r>
-      <w:proofErr w:type="spellStart"/>
-      <w:proofErr w:type="gramStart"/>
-      <w:r>
-        <w:t>add</w:t>
-      </w:r>
-      <w:proofErr w:type="spellEnd"/>
-      <w:r>
-        <w:t xml:space="preserve"> .</w:t>
-      </w:r>
-      <w:proofErr w:type="gramEnd"/>
+      <w:r>
+        <w:t>git add .</w:t>
+      </w:r>
     </w:p>
     <w:p>
       <w:pPr>
         <w:pStyle w:val="pere"/>
       </w:pPr>
-      <w:proofErr w:type="spellStart"/>
-      <w:r>
-        <w:t>git</w:t>
-      </w:r>
-      <w:proofErr w:type="spellEnd"/>
-      <w:r>
-        <w:t xml:space="preserve"> </w:t>
-      </w:r>
-      <w:proofErr w:type="spellStart"/>
-      <w:r>
-        <w:t>commit</w:t>
-      </w:r>
-      <w:proofErr w:type="spellEnd"/>
-      <w:r>
-        <w:t xml:space="preserve"> -m "ЛР5: UML-диаграммы ИС Программные продукты (draw.io)"</w:t>
+      <w:r>
+        <w:t>git commit -m "ЛР5: UML-диаграммы ИС Программные продукты (draw.io)"</w:t>
       </w:r>
     </w:p>
     <w:p>
@@ -1750,35 +1506,9 @@
       <w:pPr>
         <w:pStyle w:val="pere"/>
       </w:pPr>
-      <w:proofErr w:type="spellStart"/>
-      <w:r>
-        <w:t>git</w:t>
-      </w:r>
-      <w:proofErr w:type="spellEnd"/>
-      <w:r>
-        <w:t xml:space="preserve"> </w:t>
-      </w:r>
-      <w:proofErr w:type="spellStart"/>
-      <w:r>
-        <w:t>push</w:t>
-      </w:r>
-      <w:proofErr w:type="spellEnd"/>
-      <w:r>
-        <w:t xml:space="preserve"> -u </w:t>
-      </w:r>
-      <w:proofErr w:type="spellStart"/>
-      <w:r>
-        <w:t>origin</w:t>
-      </w:r>
-      <w:proofErr w:type="spellEnd"/>
-      <w:r>
-        <w:t xml:space="preserve"> </w:t>
-      </w:r>
-      <w:proofErr w:type="spellStart"/>
-      <w:r>
-        <w:t>main</w:t>
-      </w:r>
-      <w:proofErr w:type="spellEnd"/>
+      <w:r>
+        <w:t>git push -u origin main</w:t>
+      </w:r>
     </w:p>
     <w:p>
       <w:pPr>
@@ -1801,33 +1531,11 @@
           <w:rFonts w:eastAsia="Times New Roman"/>
         </w:rPr>
       </w:pPr>
-      <w:proofErr w:type="spellStart"/>
       <w:r>
         <w:rPr>
           <w:rFonts w:eastAsia="Times New Roman"/>
         </w:rPr>
-        <w:t>git</w:t>
-      </w:r>
-      <w:proofErr w:type="spellEnd"/>
-      <w:r>
-        <w:rPr>
-          <w:rFonts w:eastAsia="Times New Roman"/>
-        </w:rPr>
-        <w:t xml:space="preserve"> </w:t>
-      </w:r>
-      <w:proofErr w:type="spellStart"/>
-      <w:r>
-        <w:rPr>
-          <w:rFonts w:eastAsia="Times New Roman"/>
-        </w:rPr>
-        <w:t>tag</w:t>
-      </w:r>
-      <w:proofErr w:type="spellEnd"/>
-      <w:r>
-        <w:rPr>
-          <w:rFonts w:eastAsia="Times New Roman"/>
-        </w:rPr>
-        <w:t xml:space="preserve"> v1.0</w:t>
+        <w:t>git tag v1.0</w:t>
       </w:r>
     </w:p>
     <w:p>
@@ -1837,47 +1545,11 @@
           <w:rFonts w:eastAsia="Times New Roman"/>
         </w:rPr>
       </w:pPr>
-      <w:proofErr w:type="spellStart"/>
       <w:r>
         <w:rPr>
           <w:rFonts w:eastAsia="Times New Roman"/>
         </w:rPr>
-        <w:t>git</w:t>
-      </w:r>
-      <w:proofErr w:type="spellEnd"/>
-      <w:r>
-        <w:rPr>
-          <w:rFonts w:eastAsia="Times New Roman"/>
-        </w:rPr>
-        <w:t xml:space="preserve"> </w:t>
-      </w:r>
-      <w:proofErr w:type="spellStart"/>
-      <w:r>
-        <w:rPr>
-          <w:rFonts w:eastAsia="Times New Roman"/>
-        </w:rPr>
-        <w:t>push</w:t>
-      </w:r>
-      <w:proofErr w:type="spellEnd"/>
-      <w:r>
-        <w:rPr>
-          <w:rFonts w:eastAsia="Times New Roman"/>
-        </w:rPr>
-        <w:t xml:space="preserve"> </w:t>
-      </w:r>
-      <w:proofErr w:type="spellStart"/>
-      <w:r>
-        <w:rPr>
-          <w:rFonts w:eastAsia="Times New Roman"/>
-        </w:rPr>
-        <w:t>origin</w:t>
-      </w:r>
-      <w:proofErr w:type="spellEnd"/>
-      <w:r>
-        <w:rPr>
-          <w:rFonts w:eastAsia="Times New Roman"/>
-        </w:rPr>
-        <w:t xml:space="preserve"> v1.0</w:t>
+        <w:t>git push origin v1.0</w:t>
       </w:r>
     </w:p>
     <w:p>
@@ -1891,39 +1563,21 @@
         <w:rPr>
           <w:rFonts w:eastAsia="Times New Roman"/>
         </w:rPr>
-        <w:t xml:space="preserve">После этого на </w:t>
-      </w:r>
-      <w:proofErr w:type="spellStart"/>
-      <w:r>
-        <w:rPr>
-          <w:rFonts w:eastAsia="Times New Roman"/>
-        </w:rPr>
-        <w:t>GitHub</w:t>
-      </w:r>
-      <w:proofErr w:type="spellEnd"/>
-      <w:r>
-        <w:rPr>
-          <w:rFonts w:eastAsia="Times New Roman"/>
-        </w:rPr>
-        <w:t xml:space="preserve"> создаётся релиз v1.0. Ссылка на репозиторий: </w:t>
+        <w:t>После этого на GitHub создаётся релиз v1.0. Ссылка на репозиторий: </w:t>
       </w:r>
     </w:p>
     <w:p>
       <w:pPr>
         <w:pStyle w:val="text"/>
         <w:rPr>
-          <w:rFonts w:eastAsia="Times New Roman"/>
+          <w:lang w:val="en-US"/>
         </w:rPr>
       </w:pPr>
       <w:r>
         <w:rPr>
-          <w:rFonts w:ascii="Consolas" w:eastAsia="Times New Roman" w:hAnsi="Consolas" w:cs="Courier New"/>
-          <w:sz w:val="21"/>
-          <w:szCs w:val="21"/>
-          <w:highlight w:val="yellow"/>
-          <w:shd w:val="clear" w:color="auto" w:fill="2C2C2E"/>
+          <w:lang w:val="en-US"/>
         </w:rPr>
-        <w:t>https://github.com/&lt;логин&gt;/lr5-uml-software-products</w:t>
+        <w:t>https://github.com/teftelka1114-collab/lr5/tree/main</w:t>
       </w:r>
     </w:p>
     <w:p>
@@ -1934,16 +1588,19 @@
           <w:numId w:val="0"/>
         </w:numPr>
         <w:ind w:left="720"/>
-      </w:pPr>
-    </w:p>
-    <w:p>
-      <w:pPr>
-        <w:pStyle w:val="af1"/>
         <w:rPr>
           <w:lang w:val="en-US"/>
         </w:rPr>
       </w:pPr>
-      <w:r>
+    </w:p>
+    <w:p>
+      <w:pPr>
+        <w:pStyle w:val="af1"/>
+      </w:pPr>
+      <w:r>
+        <w:rPr>
+          <w:lang w:val="en-US"/>
+        </w:rPr>
         <w:br w:type="page"/>
       </w:r>
       <w:r>
@@ -1969,23 +1626,7 @@
         </w:r>
       </w:hyperlink>
       <w:r>
-        <w:t>, что упростило визуальное редактирование и сделало схемы более наглядными. Диаграммы согласованы между собой: классы диаграммы классов используются в сценарии оформления заказа, а состояния заказа соответствуют перечислению </w:t>
-      </w:r>
-      <w:proofErr w:type="spellStart"/>
-      <w:r>
-        <w:t>СтатусЗаказа</w:t>
-      </w:r>
-      <w:proofErr w:type="spellEnd"/>
-      <w:r>
-        <w:t xml:space="preserve">. Размещение работы в </w:t>
-      </w:r>
-      <w:proofErr w:type="spellStart"/>
-      <w:r>
-        <w:t>GitHub</w:t>
-      </w:r>
-      <w:proofErr w:type="spellEnd"/>
-      <w:r>
-        <w:t xml:space="preserve"> обеспечивает хранение конечных версий и историю изменений.</w:t>
+        <w:t>, что упростило визуальное редактирование и сделало схемы более наглядными. Диаграммы согласованы между собой: классы диаграммы классов используются в сценарии оформления заказа, а состояния заказа соответствуют перечислению СтатусЗаказа. Размещение работы в GitHub обеспечивает хранение конечных версий и историю изменений.</w:t>
       </w:r>
     </w:p>
     <w:sectPr>
